--- a/report/Практика 2_Вариант 4_Мельников_ТРПО23-2.docx
+++ b/report/Практика 2_Вариант 4_Мельников_ТРПО23-2.docx
@@ -79,7 +79,12 @@
     </w:p>
     <w:p>
       <w:r>
-        <w:t>Выполнены анализ, локальная подготовка репозитория и фиксация проверок. Удалённая публикация и push пока не выполнены. Сборка и запуск анализируемого примера по методичке не требуются. [1]</w:t>
+        <w:t>Выполнены анализ, подготовка окружения, публикация репозитория и цикл clone → commit → push. Сборка и запуск анализируемого примера по методичке не требуются. [1]</w:t>
+      </w:r>
+    </w:p>
+    <w:p>
+      <w:r>
+        <w:t>Репозиторий: https://github.com/melnofff/crossplatform-practice-02</w:t>
       </w:r>
     </w:p>
     <w:p>
@@ -5255,7 +5260,7 @@
       <w:r>
         <w:drawing>
           <wp:inline xmlns:a="http://schemas.openxmlformats.org/drawingml/2006/main" xmlns:pic="http://schemas.openxmlformats.org/drawingml/2006/picture">
-            <wp:extent cx="5580000" cy="3511857"/>
+            <wp:extent cx="5940000" cy="3168000"/>
             <wp:docPr id="1" name="Picture 1"/>
             <wp:cNvGraphicFramePr>
               <a:graphicFrameLocks noChangeAspect="1"/>
@@ -5276,7 +5281,7 @@
                   <pic:spPr>
                     <a:xfrm>
                       <a:off x="0" y="0"/>
-                      <a:ext cx="5580000" cy="3511857"/>
+                      <a:ext cx="5940000" cy="3168000"/>
                     </a:xfrm>
                     <a:prstGeom prst="rect"/>
                   </pic:spPr>
@@ -5295,12 +5300,12 @@
         <w:rPr>
           <w:sz w:val="20"/>
         </w:rPr>
-        <w:t>Рисунок 1 — сохранённый реальный вывод команд, открытый в VS Code</w:t>
+        <w:t>Рисунок 1 — фактический вывод команд проверки версий в PowerShell</w:t>
       </w:r>
     </w:p>
     <w:p>
       <w:r>
-        <w:t>Локально создан crossplatform-practice-02: README с темой, ФИО и группой; затем добавлены исходники официального примера с лицензией и реестр версий. В отчёте показаны первые два осмысленных коммита.</w:t>
+        <w:t>Создан публичный crossplatform-practice-02: README с темой, ФИО и группой, исходники официального примера с лицензией, реестр версий и отчёт. Доступность репозитория проверена без входа в аккаунт.</w:t>
       </w:r>
     </w:p>
     <w:p>
@@ -5313,7 +5318,7 @@
         <w:pStyle w:val="Heading1"/>
       </w:pPr>
       <w:r>
-        <w:t>2 Локальный репозиторий</w:t>
+        <w:t>2 Публичный репозиторий и история</w:t>
       </w:r>
     </w:p>
     <w:p>
@@ -5323,7 +5328,7 @@
       <w:r>
         <w:drawing>
           <wp:inline xmlns:a="http://schemas.openxmlformats.org/drawingml/2006/main" xmlns:pic="http://schemas.openxmlformats.org/drawingml/2006/picture">
-            <wp:extent cx="5580000" cy="3511857"/>
+            <wp:extent cx="5940000" cy="4465565"/>
             <wp:docPr id="2" name="Picture 2"/>
             <wp:cNvGraphicFramePr>
               <a:graphicFrameLocks noChangeAspect="1"/>
@@ -5332,7 +5337,7 @@
               <a:graphicData uri="http://schemas.openxmlformats.org/drawingml/2006/picture">
                 <pic:pic>
                   <pic:nvPicPr>
-                    <pic:cNvPr id="0" name="коммиты.png"/>
+                    <pic:cNvPr id="0" name="коммиты.jpg"/>
                     <pic:cNvPicPr/>
                   </pic:nvPicPr>
                   <pic:blipFill>
@@ -5344,7 +5349,7 @@
                   <pic:spPr>
                     <a:xfrm>
                       <a:off x="0" y="0"/>
-                      <a:ext cx="5580000" cy="3511857"/>
+                      <a:ext cx="5940000" cy="4465565"/>
                     </a:xfrm>
                     <a:prstGeom prst="rect"/>
                   </pic:spPr>
@@ -5363,12 +5368,17 @@
         <w:rPr>
           <w:sz w:val="20"/>
         </w:rPr>
-        <w:t>Рисунок 2 — реальный вывод git log локального репозитория</w:t>
+        <w:t>Рисунок 2 — история коммитов публичного репозитория GitHub</w:t>
       </w:r>
     </w:p>
     <w:p>
       <w:r>
-        <w:t>Ограничение: публичный репозиторий, клонирование собственного удалённого репозитория и push ещё не выполнены. Ссылки на опубликованный результат нет. Этот пункт методички остаётся незавершённым до разрешения на публикацию.</w:t>
+        <w:t>Адрес: https://github.com/melnofff/crossplatform-practice-02</w:t>
+      </w:r>
+    </w:p>
+    <w:p>
+      <w:r>
+        <w:t>После первой отправки материалов выполнен git clone в отдельную рабочую папку. В клоне изменён README, создан пробный коммит 0c0da73 «Проверить commit и push после клонирования репозитория» и выполнен git push origin main. Основная локальная копия обновлена через git pull --ff-only. Так проверен полный цикл обмена с удалённым сервером; снимок показывает состояние до финального коммита отчёта.</w:t>
       </w:r>
     </w:p>
     <w:p>
@@ -6570,7 +6580,7 @@
       <w:r>
         <w:drawing>
           <wp:inline xmlns:a="http://schemas.openxmlformats.org/drawingml/2006/main" xmlns:pic="http://schemas.openxmlformats.org/drawingml/2006/picture">
-            <wp:extent cx="5940000" cy="3738428"/>
+            <wp:extent cx="5940000" cy="3738429"/>
             <wp:docPr id="3" name="Picture 3"/>
             <wp:cNvGraphicFramePr>
               <a:graphicFrameLocks noChangeAspect="1"/>
@@ -6591,7 +6601,7 @@
                   <pic:spPr>
                     <a:xfrm>
                       <a:off x="0" y="0"/>
-                      <a:ext cx="5940000" cy="3738428"/>
+                      <a:ext cx="5940000" cy="3738429"/>
                     </a:xfrm>
                     <a:prstGeom prst="rect"/>
                   </pic:spPr>

--- a/report/Практика 2_Вариант 4_Мельников_ТРПО23-2.docx
+++ b/report/Практика 2_Вариант 4_Мельников_ТРПО23-2.docx
@@ -4,72 +4,289 @@
   <w:body>
     <w:p>
       <w:pPr>
+        <w:keepNext w:val="0"/>
+        <w:keepLines/>
+        <w:widowControl w:val="0"/>
+        <w:spacing w:before="0" w:after="0" w:line="322" w:lineRule="exact"/>
+        <w:ind w:firstLine="0" w:left="0" w:right="0"/>
         <w:jc w:val="center"/>
       </w:pPr>
       <w:r>
-        <w:t>Финансовый университет при Правительстве Российской Федерации</w:t>
+        <w:rPr>
+          <w:rFonts w:ascii="Times New Roman" w:hAnsi="Times New Roman"/>
+          <w:b/>
+          <w:sz w:val="28"/>
+          <w:u w:val="none"/>
+          <w:color w:val="000000"/>
+        </w:rPr>
+        <w:t>Федеральное государственное образовательное бюджетное учреждение</w:t>
+        <w:br/>
+        <w:t>высшего образования</w:t>
+        <w:br/>
+        <w:t>«ФИНАНСОВЫЙ УНИВЕРСИТЕТ ПРИ ПРАВИТЕЛЬСТВЕ РФ»</w:t>
       </w:r>
     </w:p>
     <w:p>
       <w:pPr>
+        <w:keepNext w:val="0"/>
+        <w:keepLines/>
+        <w:widowControl w:val="0"/>
+        <w:spacing w:before="698" w:after="0" w:line="384" w:lineRule="exact"/>
+        <w:ind w:firstLine="0" w:left="0" w:right="0"/>
         <w:jc w:val="center"/>
       </w:pPr>
       <w:r>
-        <w:t>Факультет информационных технологий и анализа больших данных</w:t>
+        <w:rPr>
+          <w:rFonts w:ascii="Times New Roman" w:hAnsi="Times New Roman"/>
+          <w:b w:val="0"/>
+          <w:sz w:val="32"/>
+          <w:u w:val="single"/>
+          <w:color w:val="000000"/>
+        </w:rPr>
+        <w:t>Информационные технологии и анализ больших данных</w:t>
       </w:r>
     </w:p>
     <w:p>
       <w:pPr>
+        <w:keepNext w:val="0"/>
+        <w:keepLines/>
+        <w:widowControl w:val="0"/>
+        <w:spacing w:before="732" w:after="0" w:line="384" w:lineRule="exact"/>
+        <w:ind w:firstLine="0" w:left="420" w:right="0"/>
         <w:jc w:val="center"/>
       </w:pPr>
       <w:r>
+        <w:rPr>
+          <w:rFonts w:ascii="Times New Roman" w:hAnsi="Times New Roman"/>
+          <w:b w:val="0"/>
+          <w:sz w:val="32"/>
+          <w:u w:val="none"/>
+          <w:color w:val="000000"/>
+        </w:rPr>
         <w:t>Кафедра информационных технологий</w:t>
-      </w:r>
-    </w:p>
-    <w:p/>
-    <w:p>
-      <w:pPr>
-        <w:pStyle w:val="Title"/>
-        <w:jc w:val="center"/>
-      </w:pPr>
-      <w:r>
-        <w:t>Практика 2</w:t>
       </w:r>
     </w:p>
     <w:p>
       <w:pPr>
+        <w:keepNext w:val="0"/>
+        <w:keepLines/>
+        <w:widowControl w:val="0"/>
+        <w:spacing w:before="1844" w:after="0" w:line="348" w:lineRule="exact"/>
+        <w:ind w:firstLine="0" w:left="420" w:right="0"/>
         <w:jc w:val="center"/>
       </w:pPr>
       <w:r>
-        <w:t>Кросс-платформенная разработка</w:t>
+        <w:rPr>
+          <w:rFonts w:ascii="Times New Roman" w:hAnsi="Times New Roman"/>
+          <w:b/>
+          <w:sz w:val="28"/>
+          <w:u w:val="none"/>
+          <w:color w:val="000000"/>
+        </w:rPr>
+        <w:t>Практическая работа № 2</w:t>
       </w:r>
+    </w:p>
+    <w:p>
+      <w:pPr>
+        <w:keepNext w:val="0"/>
+        <w:keepLines/>
+        <w:widowControl w:val="0"/>
+        <w:spacing w:before="158" w:after="0" w:line="348" w:lineRule="exact"/>
+        <w:ind w:firstLine="0" w:left="420" w:right="0"/>
+        <w:jc w:val="center"/>
+      </w:pPr>
+      <w:r>
+        <w:rPr>
+          <w:rFonts w:ascii="Times New Roman" w:hAnsi="Times New Roman"/>
+          <w:b/>
+          <w:sz w:val="28"/>
+          <w:u w:val="none"/>
+          <w:color w:val="000000"/>
+        </w:rPr>
+        <w:t>по дисциплине «Кросс-платформенная разработка»</w:t>
+      </w:r>
+    </w:p>
+    <w:p>
+      <w:pPr>
+        <w:keepNext w:val="0"/>
+        <w:keepLines/>
+        <w:widowControl w:val="0"/>
+        <w:spacing w:before="668" w:after="0" w:line="348" w:lineRule="exact"/>
+        <w:ind w:firstLine="0" w:left="420" w:right="0"/>
+        <w:jc w:val="center"/>
+      </w:pPr>
+      <w:r>
+        <w:rPr>
+          <w:rFonts w:ascii="Times New Roman" w:hAnsi="Times New Roman"/>
+          <w:b/>
+          <w:sz w:val="28"/>
+          <w:u w:val="none"/>
+          <w:color w:val="000000"/>
+        </w:rPr>
+        <w:t>на тему: «Знакомство с инструментальными средствами</w:t>
+        <w:br/>
+        <w:t>разработки кросс-платформенных программных продуктов»</w:t>
+      </w:r>
+    </w:p>
+    <w:p>
+      <w:pPr>
+        <w:keepNext w:val="0"/>
+        <w:keepLines/>
+        <w:widowControl w:val="0"/>
+        <w:spacing w:before="358" w:after="0" w:line="348" w:lineRule="exact"/>
+        <w:ind w:firstLine="0" w:left="420" w:right="0"/>
+        <w:jc w:val="center"/>
+      </w:pPr>
+      <w:r>
+        <w:rPr>
+          <w:rFonts w:ascii="Times New Roman" w:hAnsi="Times New Roman"/>
+          <w:b/>
+          <w:sz w:val="28"/>
+          <w:u w:val="none"/>
+          <w:color w:val="000000"/>
+        </w:rPr>
+        <w:t>Вариант 4</w:t>
+      </w:r>
+    </w:p>
+    <w:p>
+      <w:pPr>
+        <w:keepNext w:val="0"/>
+        <w:keepLines/>
+        <w:widowControl w:val="0"/>
+        <w:spacing w:before="1618" w:after="0" w:line="348" w:lineRule="exact"/>
+        <w:ind w:firstLine="0" w:left="4512" w:right="0"/>
+        <w:jc w:val="left"/>
+      </w:pPr>
+      <w:r>
+        <w:rPr>
+          <w:rFonts w:ascii="Times New Roman" w:hAnsi="Times New Roman"/>
+          <w:b w:val="0"/>
+          <w:sz w:val="28"/>
+          <w:u w:val="none"/>
+          <w:color w:val="000000"/>
+        </w:rPr>
+        <w:t>Выполнил: студент группы ТРПО23-2</w:t>
+      </w:r>
+    </w:p>
+    <w:p>
+      <w:pPr>
+        <w:keepNext w:val="0"/>
+        <w:keepLines/>
+        <w:widowControl w:val="0"/>
+        <w:spacing w:before="240" w:after="0" w:line="348" w:lineRule="exact"/>
+        <w:ind w:firstLine="0" w:left="4512" w:right="0"/>
+        <w:jc w:val="left"/>
+      </w:pPr>
+      <w:r>
+        <w:rPr>
+          <w:rFonts w:ascii="Times New Roman" w:hAnsi="Times New Roman"/>
+          <w:b w:val="0"/>
+          <w:sz w:val="28"/>
+          <w:u w:val="single"/>
+          <w:color w:val="000000"/>
+        </w:rPr>
+        <w:t>Мельников Данила Вячеславович</w:t>
+      </w:r>
+    </w:p>
+    <w:p>
+      <w:pPr>
+        <w:keepNext w:val="0"/>
+        <w:keepLines/>
+        <w:widowControl w:val="0"/>
+        <w:spacing w:before="238" w:after="0" w:line="348" w:lineRule="exact"/>
+        <w:ind w:firstLine="0" w:left="4512" w:right="0"/>
+        <w:jc w:val="left"/>
+      </w:pPr>
+      <w:r>
+        <w:rPr>
+          <w:rFonts w:ascii="Times New Roman" w:hAnsi="Times New Roman"/>
+          <w:b w:val="0"/>
+          <w:sz w:val="28"/>
+          <w:u w:val="none"/>
+          <w:color w:val="000000"/>
+        </w:rPr>
+        <w:t>Проверил:</w:t>
+      </w:r>
+    </w:p>
+    <w:p>
+      <w:pPr>
+        <w:keepNext w:val="0"/>
+        <w:keepLines/>
+        <w:widowControl w:val="0"/>
+        <w:spacing w:before="588" w:after="0" w:line="348" w:lineRule="exact"/>
+        <w:ind w:firstLine="0" w:left="4512" w:right="0"/>
+        <w:jc w:val="left"/>
+      </w:pPr>
+      <w:r>
+        <w:rPr>
+          <w:rFonts w:ascii="Times New Roman" w:hAnsi="Times New Roman"/>
+          <w:b w:val="0"/>
+          <w:sz w:val="28"/>
+          <w:u w:val="single"/>
+          <w:color w:val="000000"/>
+        </w:rPr>
+        <w:t>Ю. С. Бузыкова</w:t>
+      </w:r>
+    </w:p>
+    <w:p>
+      <w:pPr>
+        <w:keepNext w:val="0"/>
+        <w:keepLines/>
+        <w:widowControl w:val="0"/>
+        <w:spacing w:before="596" w:after="0" w:line="348" w:lineRule="exact"/>
+        <w:ind w:firstLine="0" w:left="4512" w:right="0"/>
+        <w:jc w:val="left"/>
+      </w:pPr>
+      <w:r>
+        <w:rPr>
+          <w:rFonts w:ascii="Times New Roman" w:hAnsi="Times New Roman"/>
+          <w:b w:val="0"/>
+          <w:sz w:val="28"/>
+          <w:u w:val="none"/>
+          <w:color w:val="000000"/>
+        </w:rPr>
+        <w:t>Дата выполнения: 05.10.2026</w:t>
+      </w:r>
+    </w:p>
+    <w:p>
+      <w:pPr>
+        <w:keepNext w:val="0"/>
+        <w:keepLines/>
+        <w:widowControl w:val="0"/>
+        <w:spacing w:before="1046" w:after="0" w:line="348" w:lineRule="exact"/>
+        <w:ind w:firstLine="0" w:left="0" w:right="0"/>
+        <w:jc w:val="center"/>
+      </w:pPr>
+      <w:r>
+        <w:rPr>
+          <w:rFonts w:ascii="Times New Roman" w:hAnsi="Times New Roman"/>
+          <w:b w:val="0"/>
+          <w:sz w:val="28"/>
+          <w:u w:val="none"/>
+          <w:color w:val="000000"/>
+        </w:rPr>
+        <w:t>Москва 2026 г.</w:t>
+      </w:r>
+    </w:p>
+    <w:p>
+      <w:pPr>
+        <w:spacing w:before="0" w:after="0" w:line="20" w:lineRule="exact"/>
+        <w:sectPr>
+          <w:cols w:space="720"/>
+          <w:docGrid w:linePitch="360"/>
+          <w:type w:val="nextPage"/>
+          <w:pgSz w:w="11920" w:h="16840"/>
+          <w:pgMar w:top="1134" w:right="284" w:bottom="850" w:left="1134" w:header="0" w:footer="0" w:gutter="0"/>
+          <w:titlePg/>
+        </w:sectPr>
+      </w:pPr>
     </w:p>
     <w:p>
       <w:pPr>
         <w:pStyle w:val="Heading1"/>
       </w:pPr>
       <w:r>
-        <w:t>Знакомство с инструментальными средствами разработки кросс-платформенных программных продуктов</w:t>
-      </w:r>
-    </w:p>
-    <w:p>
-      <w:pPr>
-        <w:jc w:val="center"/>
-      </w:pPr>
-      <w:r>
-        <w:t>Вариант 4</w:t>
-      </w:r>
-    </w:p>
-    <w:p>
-      <w:pPr>
-        <w:jc w:val="right"/>
-      </w:pPr>
-      <w:r>
-        <w:t>Выполнил: Мельников Данила Вячеславович</w:t>
-        <w:br/>
-        <w:t>Группа: ТРПО23-2</w:t>
-        <w:br/>
-        <w:t>Дата: 5 октября 2026 года</w:t>
+        <w:t>Введение</w:t>
       </w:r>
     </w:p>
     <w:p>
@@ -85,14 +302,6 @@
     <w:p>
       <w:r>
         <w:t>Репозиторий: https://github.com/melnofff/crossplatform-practice-02</w:t>
-      </w:r>
-    </w:p>
-    <w:p>
-      <w:pPr>
-        <w:jc w:val="center"/>
-      </w:pPr>
-      <w:r>
-        <w:t>Москва 2026</w:t>
       </w:r>
     </w:p>
     <w:p>
